--- a/downloads/documents/04 Units/Unit 06 - Food Systems and Production - From Farm to Table/Lesson 06.11 - Table Setting and Food Sharing Across Cultures and the Methods Check.docx
+++ b/downloads/documents/04 Units/Unit 06 - Food Systems and Production - From Farm to Table/Lesson 06.11 - Table Setting and Food Sharing Across Cultures and the Methods Check.docx
@@ -353,7 +353,7 @@
         <w:t xml:space="preserve">Vocabulary 06.md</w:t>
       </w:r>
       <w:r>
-        <w:t xml:space="preserve">) for Turkish, Portuguese, and Spanish.</w:t>
+        <w:t xml:space="preserve">) for Spanish.</w:t>
       </w:r>
     </w:p>
     <w:p>
@@ -1002,7 +1002,7 @@
         <w:pStyle w:val="Compact"/>
       </w:pPr>
       <w:r>
-        <w:t xml:space="preserve">ELL: the place setting diagram is a labeled picture with the words in Turkish, Portuguese, and Spanish beside each item (see</w:t>
+        <w:t xml:space="preserve">ELL: the place setting diagram is a labeled picture with the words in Spanish beside each item (see</w:t>
       </w:r>
       <w:r>
         <w:t xml:space="preserve"> </w:t>

--- a/downloads/documents/04 Units/Unit 06 - Food Systems and Production - From Farm to Table/Lesson 06.11 - Table Setting and Food Sharing Across Cultures and the Methods Check.docx
+++ b/downloads/documents/04 Units/Unit 06 - Food Systems and Production - From Farm to Table/Lesson 06.11 - Table Setting and Food Sharing Across Cultures and the Methods Check.docx
@@ -224,7 +224,7 @@
         <w:pStyle w:val="FirstParagraph"/>
       </w:pPr>
       <w:r>
-        <w:t xml:space="preserve">(A note on the module lines: the FSP module has no line for table setting or serving. The two lines that name them word for word are in the Nutrition and Wellness module, N&amp;W 1. h) and 1. i), so both are cited verbatim here, and the crosswalk already lists both as taught in U1 and again in U6. FSP 2. d) carries the serving techniques of the three regions. No line was invented.)</w:t>
+        <w:t xml:space="preserve">(A note on the module lines: the FSP module has no line for table setting or serving. The two lines that name them word for word are in the Nutrition and Wellness module, N&amp;W 1. h) and 1. i), so both are cited verbatim here, and the crosswalk lists both as taught in U1, with 1. i) marked again for U6. FSP 2. d) carries the serving techniques of the three regions. No line was invented.)</w:t>
       </w:r>
     </w:p>
     <w:p>
@@ -1316,7 +1316,7 @@
         <w:pStyle w:val="BodyText"/>
       </w:pPr>
       <w:r>
-        <w:t xml:space="preserve">Topic 6.2 is assessed summatively by the four lab rubrics (Lessons 6.7, 6.8, 6.9, and the Lesson 6.7 lab sheet) and by the Cooking Methods Check in the last fifteen minutes of this lesson (</w:t>
+        <w:t xml:space="preserve">Topic 6.2 is assessed summatively by the three lab rubrics (Lessons 6.7, 6.8, 6.9) and the Lesson 6.7 lab sheet, and by the Cooking Methods Check in the last fifteen minutes of this lesson (</w:t>
       </w:r>
       <w:r>
         <w:rPr>
